--- a/tai-lieu-noi-bo/moscow/central-armed-forces-museum.docx
+++ b/tai-lieu-noi-bo/moscow/central-armed-forces-museum.docx
@@ -96,6 +96,22 @@
       </w:pPr>
       <w:r>
         <w:t>Khu tưởng niệm và trưng bày về thảm hoạ tàu ngầm hạt nhân Kursk (2000) — một trong những không gian lặng và xúc động nhất của bảo tàng.</w:t>
+      </w:r>
+    </w:p>
+    <w:p>
+      <w:pPr>
+        <w:pStyle w:val="ListBullet"/>
+      </w:pPr>
+      <w:r>
+        <w:t>Bố cục 24 gian trưng bày (~5.000 m²): riêng phần trưng bày ~15.000 hiện vật, kho quân kỳ hơn 28.000 lá cờ, kho huân–huy chương hơn 100.000 chiếc — thuộc hàng bảo tàng quân sự lớn nhất thế giới.</w:t>
+      </w:r>
+    </w:p>
+    <w:p>
+      <w:pPr>
+        <w:pStyle w:val="ListBullet"/>
+      </w:pPr>
+      <w:r>
+        <w:t>Sảnh chính có tượng đầu Lenin trên đỉnh cầu thang cẩm thạch và tranh khảm hiện thực xã hội chủ nghĩa; gian Chiến thắng mái vòm trưng bày mảnh tường Reichstag, đại bàng đế chế gãy và khoảng 200 quân kỳ phát xít.</w:t>
       </w:r>
     </w:p>
     <w:p>
@@ -367,6 +383,240 @@
       </w:pPr>
       <w:r>
         <w:t>Ở phần trưng bày hiện đại hơn, bảo tàng dành không gian cho những chủ đề đầy xúc cảm như thảm hoạ tàu ngầm hạt nhân Kursk (phiên âm: «Cuốc-xcơ») năm 2000, với mô hình, tranh sơn dầu khổ lớn và các kỷ vật được trục vớt từ con tàu. Bên ngoài, trong lùm cây phía nam lối vào còn có đài tưởng niệm Kursk khắc hoạ hình một thuỷ thủ đứng thẳng bên hình dáng thu nhỏ của con tàu đang chìm. Những khu vực này nhắc nhở người xem rằng lịch sử quân sự không chỉ là chiến thắng, mà còn gắn liền với mất mát và bi kịch của con người.</w:t>
+      </w:r>
+    </w:p>
+    <w:p>
+      <w:pPr>
+        <w:pStyle w:val="Heading1"/>
+      </w:pPr>
+      <w:r>
+        <w:rPr>
+          <w:color w:val="152C4E"/>
+        </w:rPr>
+        <w:t>Sảnh khánh tiết &amp; bố cục 24 gian trưng bày (đọc lướt trước khi vào từng phòng)</w:t>
+      </w:r>
+    </w:p>
+    <w:p>
+      <w:pPr>
+        <w:jc w:val="both"/>
+      </w:pPr>
+      <w:r>
+        <w:t>Bước qua cửa chính, khách gặp ngay sảnh khánh tiết bề thế: trên đỉnh cầu thang đá cẩm thạch là bức tượng đầu Lenin (Ленин) cỡ lớn, hai bên tường là những bức tranh khảm (mozaika) theo phong cách hiện thực xã hội chủ nghĩa, khắc hoạ các chiến sĩ cách mạng, người lính Hồng quân và cả nhà du hành vũ trụ. Gợi ý kể: dừng ở đây một hai phút để khách «định vị» — đây không chỉ là bảo tàng vũ khí mà là bảo tàng của cả một quân đội xuyên suốt hơn một thế kỷ.</w:t>
+      </w:r>
+    </w:p>
+    <w:p>
+      <w:pPr>
+        <w:jc w:val="both"/>
+      </w:pPr>
+      <w:r>
+        <w:t>Toàn bộ trưng bày trong nhà trải trên 24 gian phòng, tổng diện tích khoảng 5.000 m², sắp xếp theo trình tự thời gian. Con số kho hiện vật rất đồ sộ: riêng phần trưng bày trong các gian có khoảng 15.000 hiện vật; kho quân kỳ giữ hơn 28.000 lá cờ chiến đấu và cờ tặng; kho vũ khí khoảng 15.000 đơn vị; kho quân trang – quân dụng khoảng 30.000 đơn vị; kho ảnh hơn 100.000 tấm; kho huân – huy chương hơn 100.000 chiếc. Các nguồn thường dẫn con số tổng hơn 800.000 hiện vật cho toàn bộ quỹ bảo tàng (nên xem là con số tham khảo).</w:t>
+      </w:r>
+    </w:p>
+    <w:p>
+      <w:pPr>
+        <w:jc w:val="both"/>
+      </w:pPr>
+      <w:r>
+        <w:t>Mạch tham quan đi từ lịch sử quân sự Nga trước năm 1917 và Thế chiến thứ nhất, sang Nội chiến và sự ra đời của Hồng quân, rồi tới phần đồ sộ nhất là Chiến tranh Vệ quốc Vĩ đại (chiếm gần hết tầng trệt và hơn nửa tầng trên), tiếp đến thời hậu chiến, Chiến tranh Lạnh, Afghanistan, Chechnya, thảm hoạ tàu ngầm Kursk và quân đội hiện đại.</w:t>
+      </w:r>
+    </w:p>
+    <w:p>
+      <w:pPr>
+        <w:jc w:val="both"/>
+      </w:pPr>
+      <w:r>
+        <w:t>Mẹo cho HDV: gần như toàn bộ chú thích chỉ bằng tiếng Nga, nên hãy chủ động thuyết minh và chọn khoảng năm sáu «điểm dừng vàng» (Lá cờ Chiến thắng, gian Chiến thắng với mảnh tường Reichstag, mảnh vỡ U-2, đài tưởng niệm Kursk, khu khí tài ngoài trời) thay vì cố đi hết 24 phòng, để đoàn không bị quá tải.</w:t>
+      </w:r>
+    </w:p>
+    <w:p>
+      <w:pPr>
+        <w:pStyle w:val="Heading1"/>
+      </w:pPr>
+      <w:r>
+        <w:rPr>
+          <w:color w:val="152C4E"/>
+        </w:rPr>
+        <w:t>Báu vật số một — Lá cờ Chiến thắng (Знамя Победы, Znamya Pobedy)</w:t>
+      </w:r>
+    </w:p>
+    <w:p>
+      <w:pPr>
+        <w:jc w:val="both"/>
+      </w:pPr>
+      <w:r>
+        <w:t>Hiện vật thiêng liêng nhất bảo tàng là Lá cờ Chiến thắng — lá cờ đỏ được cắm trên nóc toà nhà Quốc hội Đức (Рейхстаг / Reichstag) ở Berlin rạng sáng ngày 1 tháng 5 năm 1945. Đây vốn là lá cờ xung kích số 5 của Sư đoàn Bộ binh 150 (150-я стрелковая дивизия).</w:t>
+      </w:r>
+    </w:p>
+    <w:p>
+      <w:pPr>
+        <w:jc w:val="both"/>
+      </w:pPr>
+      <w:r>
+        <w:t>Hai người lính cắm cờ được sử sách Xô-viết ghi tên là trung sĩ Mikhail Egorov (Егоров) và hạ sĩ Meliton Kantaria (Кантария), cùng trung uý Alexei Berest (Берест) chỉ huy tổ yểm trợ. Dòng chữ sơn trắng trên nền cờ ghi rõ phiên hiệu đơn vị: Sư đoàn Bộ binh 150, mang Huân chương Kutuzov hạng II (Idritsa), thuộc Quân đoàn 79, Tập đoàn quân Xung kích số 3, Phương diện quân Belorussia số 1.</w:t>
+      </w:r>
+    </w:p>
+    <w:p>
+      <w:pPr>
+        <w:jc w:val="both"/>
+      </w:pPr>
+      <w:r>
+        <w:t>Lá cờ được may vội ngay tại mặt trận nên đường chỉ thô và vải đã sờn; trên đó còn nguyên vết cháy sém và lỗ đạn — dấu tích trận đánh cuối cùng. Vì quá quý và mong manh, luật Liên bang Nga quy định bảo quản vĩnh viễn bản gốc trong điều kiện đặc biệt (đặt nằm ngang, tránh ánh sáng), nên phần lớn thời gian công chúng xem một bản sao chính xác; du khách nên hỏi nhân viên xem bản đang trưng bày là bản gốc hay phiên bản (chi tiết này cần kiểm chứng tại chỗ).</w:t>
+      </w:r>
+    </w:p>
+    <w:p>
+      <w:pPr>
+        <w:jc w:val="both"/>
+      </w:pPr>
+      <w:r>
+        <w:t>Giai thoại đáng kể: trong Lễ duyệt binh Chiến thắng đầu tiên ngày 24 tháng 6 năm 1945, lá cờ dự kiến được rước mở đầu nhưng bị huỷ vào phút chót; mãi tới Lễ kỷ niệm 9 tháng 5 năm 1965 nó mới lần đầu được rước công khai trên Quảng trường Đỏ. Gợi ý kể cho khách Việt: đây chính là «lá cờ khép lại chiến tranh ở châu Âu» — hãy để đoàn lặng vài giây trước hiện vật để cảm nhận sức nặng lịch sử.</w:t>
+      </w:r>
+    </w:p>
+    <w:p>
+      <w:pPr>
+        <w:pStyle w:val="Heading1"/>
+      </w:pPr>
+      <w:r>
+        <w:rPr>
+          <w:color w:val="152C4E"/>
+        </w:rPr>
+        <w:t>Gian Chiến thắng (Зал Победы) — mảnh tường Reichstag, đại bàng đế chế gãy &amp; quân kỳ phát xít</w:t>
+      </w:r>
+    </w:p>
+    <w:p>
+      <w:pPr>
+        <w:jc w:val="both"/>
+      </w:pPr>
+      <w:r>
+        <w:t>Trung tâm bảo tàng là gian Chiến thắng có mái vòm, không gian trang trọng nhất trong 24 phòng. Ở đây trưng bày những mảnh tường thật của toà nhà Quốc hội Đức (Reichstag) — nơi lính Hồng quân từng viết đầy chữ ký chiến thắng năm 1945 — cùng biểu tượng đại bàng đế chế (imperial eagle) bị bẻ gãy, tượng trưng cho sự sụp đổ của Đệ Tam Đế chế.</w:t>
+      </w:r>
+    </w:p>
+    <w:p>
+      <w:pPr>
+        <w:jc w:val="both"/>
+      </w:pPr>
+      <w:r>
+        <w:t>Ấn tượng nhất là bộ sưu tập quân kỳ và chuẩn kỳ (штандарты) thu được của quân đội Quốc xã. Chính những lá cờ này — con số thường được dẫn là khoảng 200 lá — đã bị các chiến sĩ ném xuống chân Lăng Lenin trên Quảng trường Đỏ trong Lễ duyệt binh Chiến thắng ngày 24 tháng 6 năm 1945, khoảnh khắc biểu tượng do Nguyên soái Zhukov (Жуков) duyệt và Nguyên soái Rokossovsky chỉ huy.</w:t>
+      </w:r>
+    </w:p>
+    <w:p>
+      <w:pPr>
+        <w:jc w:val="both"/>
+      </w:pPr>
+      <w:r>
+        <w:t>Gợi ý kể: hãy nối gian này với hai điểm khác trong tour Moskva — Quảng trường Đỏ và Lăng Lenin (chính nơi diễn ra cảnh ném cờ) và Công viên Chiến thắng trên đồi Poklonnaya. Khách Việt thường liên tưởng ngay tới hình ảnh «cắm cờ» quen thuộc trong lịch sử nước mình, nên đoạn này rất dễ tạo cảm xúc.</w:t>
+      </w:r>
+    </w:p>
+    <w:p>
+      <w:pPr>
+        <w:pStyle w:val="Heading1"/>
+      </w:pPr>
+      <w:r>
+        <w:rPr>
+          <w:color w:val="152C4E"/>
+        </w:rPr>
+        <w:t>Gian Chiến tranh Lạnh — mảnh vỡ máy bay do thám U-2 của Gary Powers</w:t>
+      </w:r>
+    </w:p>
+    <w:p>
+      <w:pPr>
+        <w:jc w:val="both"/>
+      </w:pPr>
+      <w:r>
+        <w:t>Một trong những hiện vật gây tò mò nhất là mảnh vỡ chiếc máy bay trinh sát tầng cao U-2 của Mỹ, do phi công Francis Gary Powers điều khiển, bị tên lửa phòng không Liên Xô bắn rơi gần Sverdlovsk (nay là Yekaterinburg) ngày 1 tháng 5 năm 1960. Sự kiện làm bùng nổ một cuộc khủng hoảng ngoại giao lớn giữa Mỹ và Liên Xô ngay trước thềm hội nghị thượng đỉnh.</w:t>
+      </w:r>
+    </w:p>
+    <w:p>
+      <w:pPr>
+        <w:jc w:val="both"/>
+      </w:pPr>
+      <w:r>
+        <w:t>Cạnh đó, gian Chiến tranh Lạnh còn trưng bày các mô hình vũ khí hạt nhân, trong đó có mô hình thu nhỏ của «Tsar Bomba» (Царь-бомба) — quả bom nhiệt hạch mạnh nhất từng được thử nghiệm — cùng các kỷ vật liên quan tới hoạt động tình báo thời Chiến tranh Lạnh (hiện vật cụ thể nên kiểm chứng tại chỗ).</w:t>
+      </w:r>
+    </w:p>
+    <w:p>
+      <w:pPr>
+        <w:jc w:val="both"/>
+      </w:pPr>
+      <w:r>
+        <w:t>Gợi ý kể: câu chuyện Powers rất «điện ảnh» (về sau được dựng thành phim «Bridge of Spies»); HDV có thể kể ngắn vụ trao đổi tù binh Powers – điệp viên Rudolf Abel năm 1962 trên cầu Glienicke ở Berlin để đoàn thấy sức nặng lịch sử ẩn sau mảnh kim loại nhỏ bé này.</w:t>
+      </w:r>
+    </w:p>
+    <w:p>
+      <w:pPr>
+        <w:pStyle w:val="Heading1"/>
+      </w:pPr>
+      <w:r>
+        <w:rPr>
+          <w:color w:val="152C4E"/>
+        </w:rPr>
+        <w:t>Đài tưởng niệm tàu ngầm Kursk &amp; các gian hiện đại (Afghanistan, Chechnya)</w:t>
+      </w:r>
+    </w:p>
+    <w:p>
+      <w:pPr>
+        <w:jc w:val="both"/>
+      </w:pPr>
+      <w:r>
+        <w:t>Một trong những không gian lặng và xúc động nhất là khu tưởng niệm thảm hoạ tàu ngầm hạt nhân Kursk (Курск) — con tàu chìm ở biển Barents năm 2000 khiến toàn bộ 118 thuỷ thủ hy sinh. Đài tưởng niệm ngoài trời được khánh thành năm 2002; khu trưng bày lưu giữ những kỷ vật được trục vớt từ con tàu.</w:t>
+      </w:r>
+    </w:p>
+    <w:p>
+      <w:pPr>
+        <w:jc w:val="both"/>
+      </w:pPr>
+      <w:r>
+        <w:t>Các gian cuối dẫn khách qua cuộc chiến Afghanistan (1979–1989), các chiến dịch Chechnya và quân đội Nga hiện đại; gần đó, ngoài trời còn có Đài tưởng niệm lính dù (khánh thành năm 2002) và một chiếc cường kích Su-24 gắn với chủ đề này.</w:t>
+      </w:r>
+    </w:p>
+    <w:p>
+      <w:pPr>
+        <w:jc w:val="both"/>
+      </w:pPr>
+      <w:r>
+        <w:t>Gợi ý kể: đây là phần nên đi nhẹ, nói khẽ; với đoàn khách lớn tuổi, nhấn vào thông điệp tưởng niệm – phản chiến sẽ phù hợp hơn là sa vào chi tiết kỹ thuật.</w:t>
+      </w:r>
+    </w:p>
+    <w:p>
+      <w:pPr>
+        <w:pStyle w:val="Heading1"/>
+      </w:pPr>
+      <w:r>
+        <w:rPr>
+          <w:color w:val="152C4E"/>
+        </w:rPr>
+        <w:t>Khu khí tài ngoài trời — điểm mặt từng cỗ máy (hơn 150 hiện vật)</w:t>
+      </w:r>
+    </w:p>
+    <w:p>
+      <w:pPr>
+        <w:jc w:val="both"/>
+      </w:pPr>
+      <w:r>
+        <w:t>Ngay trước cửa, hình ảnh nhận diện bảo tàng là một khối tên lửa đạn đạo màu bạc dựng đứng, hai bên là hai xe tăng canh gác — «tấm danh thiếp» mà ai đi qua phố Sovetskoy Armii cũng nhận ra từ xa.</w:t>
+      </w:r>
+    </w:p>
+    <w:p>
+      <w:pPr>
+        <w:jc w:val="both"/>
+      </w:pPr>
+      <w:r>
+        <w:t>Sân sau rộng bày hơn 150 mẫu khí tài thế kỷ 20. Theo số liệu công bố, khu này gồm khoảng 39 đơn vị xe tăng – thiết giáp, 60 hệ thống pháo và 18 máy bay – trực thăng. Trong số xe tăng có huyền thoại T-34 (Т-34), xe tăng hạng nặng KV-2 (КВ-2), xe tăng lội nước hạng nhẹ T-38 (Т-38) và xe tăng chủ lực T-80 (Т-80).</w:t>
+      </w:r>
+    </w:p>
+    <w:p>
+      <w:pPr>
+        <w:jc w:val="both"/>
+      </w:pPr>
+      <w:r>
+        <w:t>Về hàng không có các tiêm kích Su-27 (Су-27), MiG-29 (МиГ-29) và cường kích Su-24 (Су-24). Đặc biệt hiếm thấy là một đầu máy xe lửa bọc thép (бронепоезд) kiểu Ov (Ов 5067, bố trí trục 0-8-0) và một phà tự hành vượt sông GSP — những «quái vật thép» ít bảo tàng nào có.</w:t>
+      </w:r>
+    </w:p>
+    <w:p>
+      <w:pPr>
+        <w:jc w:val="both"/>
+      </w:pPr>
+      <w:r>
+        <w:t>Đây là khu trẻ em và người mê lịch sử quân sự thích nhất, tha hồ chụp ảnh. Gợi ý kể cho khách Việt: nhiều dòng khí tài ở đây cùng thế hệ với vũ khí từng có mặt tại Việt Nam (xe tăng T-54/55, tiêm kích MiG…), rất dễ khơi gợi liên hệ. Mùa hè là thời điểm lý tưởng để ra sân ngoài trời; mùa đông nên xem nhanh vì lạnh và tuyết.</w:t>
       </w:r>
     </w:p>
     <w:p>
@@ -827,6 +1077,36 @@
       </w:r>
     </w:p>
     <w:p>
+      <w:r>
+        <w:rPr>
+          <w:sz w:val="22"/>
+        </w:rPr>
+        <w:t xml:space="preserve">• Центральный музей Вооружённых сил — msk.guide (số liệu quỹ hiện vật, 24 gian, khu ngoài trời) — </w:t>
+      </w:r>
+      <w:r>
+        <w:rPr>
+          <w:color w:val="204A86"/>
+          <w:sz w:val="20"/>
+        </w:rPr>
+        <w:t>https://msk.guide/centralnyj-muzej-vooruzhennyh-sil-rossii.htm</w:t>
+      </w:r>
+    </w:p>
+    <w:p>
+      <w:r>
+        <w:rPr>
+          <w:sz w:val="22"/>
+        </w:rPr>
+        <w:t xml:space="preserve">• Центральный музей Вооружённых Сил РФ — izi.TRAVEL (audio-guide) — </w:t>
+      </w:r>
+      <w:r>
+        <w:rPr>
+          <w:color w:val="204A86"/>
+          <w:sz w:val="20"/>
+        </w:rPr>
+        <w:t>https://izi.travel/en/de7f-centralnyy-muzey-vooruzhennykh-sil-rf/ru</w:t>
+      </w:r>
+    </w:p>
+    <w:p>
       <w:pPr>
         <w:pStyle w:val="Heading2"/>
       </w:pPr>
@@ -903,11 +1183,47 @@
     <w:p>
       <w:r>
         <w:rPr>
+          <w:color w:val="5C6773"/>
+          <w:sz w:val="20"/>
+        </w:rPr>
+        <w:t>msk.guide (msk-guide.ru), mục Bảo tàng Trung tâm Các Lực lượng Vũ trang — dùng cho: 24 gian trưng bày ~5.000 m²; ~15.000 hiện vật trong các gian; kho quân trang ~30.000 đơn vị; kho ảnh hơn 100.000; kho quân kỳ hơn 28.000 lá cờ; kho vũ khí ~15.000; kho huân–huy chương hơn 100.000; khu ngoài trời hơn 150 mẫu gồm ~39 xe tăng–thiết giáp, ~60 pháo, ~18 máy bay–trực thăng (nêu T-80, Su-24, MiG-29, Su-27). Truy cập 9/2026.</w:t>
+      </w:r>
+    </w:p>
+    <w:p>
+      <w:r>
+        <w:rPr>
+          <w:color w:val="5C6773"/>
+          <w:sz w:val="20"/>
+        </w:rPr>
+        <w:t>dark-tourism.com, «Central Museum of the Armed Forces» — sảnh có tượng đầu Lenin trên cầu thang cẩm thạch và tranh khảm; mạch trưng bày theo thời gian; gian Chiến tranh Lạnh có mảnh vỡ U-2 của Gary Powers, mô hình vũ khí hạt nhân và mô hình «Tsar Bomba»; đài tưởng niệm Kursk (2002) và Đài lính dù (2002); chú thích chủ yếu bằng tiếng Nga.</w:t>
+      </w:r>
+    </w:p>
+    <w:p>
+      <w:r>
+        <w:rPr>
+          <w:color w:val="5C6773"/>
+          <w:sz w:val="20"/>
+        </w:rPr>
+        <w:t>Wikipedia (EN) «Central Armed Forces Museum» — đầu máy xe lửa bọc thép Ов 5067 (bố trí trục 0-8-0); mảnh vỡ U-2 của Gary Powers (1/5/1960); các hiện vật thời Chiến tranh Lạnh.</w:t>
+      </w:r>
+    </w:p>
+    <w:p>
+      <w:r>
+        <w:rPr>
+          <w:color w:val="5C6773"/>
+          <w:sz w:val="20"/>
+        </w:rPr>
+        <w:t>Lưu ý kiểm chứng: bản Lá cờ Chiến thắng trưng bày cho công chúng có thể là bản sao (bản gốc được bảo quản đặc biệt theo luật Liên bang Nga); con số ~200 quân kỳ phát xít và tổng ~800.000 hiện vật là số thường dẫn — nên đối chiếu tại nguồn chính thức cmaf.ru.</w:t>
+      </w:r>
+    </w:p>
+    <w:p>
+      <w:r>
+        <w:rPr>
           <w:i/>
           <w:color w:val="5C6773"/>
           <w:sz w:val="18"/>
         </w:rPr>
-        <w:t>Tài liệu nội bộ — không dùng cho mục đích public. Biên soạn nguyên gốc, có dẫn nguồn. Cập nhật 2026-08-11.</w:t>
+        <w:t>Tài liệu nội bộ — không dùng cho mục đích public. Biên soạn nguyên gốc, có dẫn nguồn. Cập nhật 2026-09-28.</w:t>
       </w:r>
     </w:p>
     <w:sectPr>
